--- a/hub/static/research/companies/etched.docx
+++ b/hub/static/research/companies/etched.docx
@@ -77,7 +77,7 @@
           <w:color w:val="1A1A1A"/>
           <w:sz w:val="32"/>
         </w:rPr>
-        <w:t>2.8 / 4.0</w:t>
+        <w:t>0.0 / 4.0</w:t>
       </w:r>
       <w:r>
         <w:rPr>
@@ -87,7 +87,7 @@
           <w:color w:val="828282"/>
           <w:sz w:val="21"/>
         </w:rPr>
-        <w:t xml:space="preserve">   (raw 2.8)</w:t>
+        <w:t xml:space="preserve">   (raw 0.0)</w:t>
       </w:r>
       <w:r>
         <w:rPr>
@@ -97,7 +97,7 @@
           <w:color w:val="828282"/>
           <w:sz w:val="21"/>
         </w:rPr>
-        <w:t xml:space="preserve">   —   MORE DILIGENCE</w:t>
+        <w:t xml:space="preserve">   —   SCORING FAILED — NOT SCREENED</w:t>
       </w:r>
     </w:p>
     <w:tbl>
@@ -185,618 +185,6 @@
           </w:p>
         </w:tc>
       </w:tr>
-      <w:tr>
-        <w:tc>
-          <w:tcPr>
-            <w:tcW w:type="dxa" w:w="2664"/>
-            <w:shd w:val="clear" w:color="auto" w:fill="F5F5F5"/>
-            <w:tcMar>
-              <w:top w:w="40" w:type="dxa"/>
-              <w:bottom w:w="40" w:type="dxa"/>
-              <w:left w:w="60" w:type="dxa"/>
-              <w:right w:w="60" w:type="dxa"/>
-            </w:tcMar>
-            <w:tcBorders>
-              <w:top w:val="nil"/>
-              <w:left w:val="nil"/>
-              <w:right w:val="nil"/>
-              <w:bottom w:val="single" w:sz="4" w:color="E4DFD5"/>
-            </w:tcBorders>
-          </w:tcPr>
-          <w:p>
-            <w:r>
-              <w:rPr>
-                <w:rFonts w:ascii="Sora" w:hAnsi="Sora"/>
-                <w:b w:val="0"/>
-                <w:caps w:val="0"/>
-                <w:color w:val="1A1A1A"/>
-                <w:sz w:val="19"/>
-              </w:rPr>
-              <w:t>Lead / Round Dynamics</w:t>
-            </w:r>
-          </w:p>
-        </w:tc>
-        <w:tc>
-          <w:tcPr>
-            <w:tcW w:type="dxa" w:w="792"/>
-            <w:shd w:val="clear" w:color="auto" w:fill="F5F5F5"/>
-            <w:tcMar>
-              <w:top w:w="40" w:type="dxa"/>
-              <w:bottom w:w="40" w:type="dxa"/>
-              <w:left w:w="60" w:type="dxa"/>
-              <w:right w:w="60" w:type="dxa"/>
-            </w:tcMar>
-            <w:tcBorders>
-              <w:top w:val="nil"/>
-              <w:left w:val="nil"/>
-              <w:right w:val="nil"/>
-              <w:bottom w:val="single" w:sz="4" w:color="E4DFD5"/>
-            </w:tcBorders>
-          </w:tcPr>
-          <w:p>
-            <w:r>
-              <w:rPr>
-                <w:rFonts w:ascii="Sora" w:hAnsi="Sora"/>
-                <w:b/>
-                <w:caps w:val="0"/>
-                <w:color w:val="1A1A1A"/>
-                <w:sz w:val="19"/>
-              </w:rPr>
-              <w:t>2.9</w:t>
-            </w:r>
-            <w:r>
-              <w:rPr>
-                <w:rFonts w:ascii="Sora" w:hAnsi="Sora"/>
-                <w:b w:val="0"/>
-                <w:caps w:val="0"/>
-                <w:color w:val="828282"/>
-                <w:sz w:val="17"/>
-              </w:rPr>
-              <w:t xml:space="preserve"> / 4</w:t>
-            </w:r>
-          </w:p>
-        </w:tc>
-        <w:tc>
-          <w:tcPr>
-            <w:tcW w:type="dxa" w:w="5904"/>
-            <w:shd w:val="clear" w:color="auto" w:fill="F5F5F5"/>
-            <w:tcMar>
-              <w:top w:w="40" w:type="dxa"/>
-              <w:bottom w:w="40" w:type="dxa"/>
-              <w:left w:w="60" w:type="dxa"/>
-              <w:right w:w="60" w:type="dxa"/>
-            </w:tcMar>
-            <w:tcBorders>
-              <w:top w:val="nil"/>
-              <w:left w:val="nil"/>
-              <w:right w:val="nil"/>
-              <w:bottom w:val="single" w:sz="4" w:color="E4DFD5"/>
-            </w:tcBorders>
-          </w:tcPr>
-          <w:p>
-            <w:r>
-              <w:rPr>
-                <w:rFonts w:ascii="Sora" w:hAnsi="Sora"/>
-                <w:b w:val="0"/>
-                <w:caps w:val="0"/>
-                <w:color w:val="3C3C3C"/>
-                <w:sz w:val="18"/>
-              </w:rPr>
-              <w:t>New-money Tier 1+ Sequoia leads a clean Series C amid strong inferred momentum, though lack of prior Tier 1s and unclear insider follow-on soften the overall round signal.</w:t>
-            </w:r>
-          </w:p>
-        </w:tc>
-      </w:tr>
-      <w:tr>
-        <w:tc>
-          <w:tcPr>
-            <w:tcW w:type="dxa" w:w="2664"/>
-            <w:shd w:val="clear" w:color="auto" w:fill="FFFFFF"/>
-            <w:tcMar>
-              <w:top w:w="40" w:type="dxa"/>
-              <w:bottom w:w="40" w:type="dxa"/>
-              <w:left w:w="60" w:type="dxa"/>
-              <w:right w:w="60" w:type="dxa"/>
-            </w:tcMar>
-            <w:tcBorders>
-              <w:top w:val="nil"/>
-              <w:left w:val="nil"/>
-              <w:right w:val="nil"/>
-              <w:bottom w:val="single" w:sz="4" w:color="E4DFD5"/>
-            </w:tcBorders>
-          </w:tcPr>
-          <w:p>
-            <w:r>
-              <w:rPr>
-                <w:rFonts w:ascii="Sora" w:hAnsi="Sora"/>
-                <w:b w:val="0"/>
-                <w:caps w:val="0"/>
-                <w:color w:val="1A1A1A"/>
-                <w:sz w:val="19"/>
-              </w:rPr>
-              <w:t>Founder / Team Quality</w:t>
-            </w:r>
-          </w:p>
-        </w:tc>
-        <w:tc>
-          <w:tcPr>
-            <w:tcW w:type="dxa" w:w="792"/>
-            <w:shd w:val="clear" w:color="auto" w:fill="FFFFFF"/>
-            <w:tcMar>
-              <w:top w:w="40" w:type="dxa"/>
-              <w:bottom w:w="40" w:type="dxa"/>
-              <w:left w:w="60" w:type="dxa"/>
-              <w:right w:w="60" w:type="dxa"/>
-            </w:tcMar>
-            <w:tcBorders>
-              <w:top w:val="nil"/>
-              <w:left w:val="nil"/>
-              <w:right w:val="nil"/>
-              <w:bottom w:val="single" w:sz="4" w:color="E4DFD5"/>
-            </w:tcBorders>
-          </w:tcPr>
-          <w:p>
-            <w:r>
-              <w:rPr>
-                <w:rFonts w:ascii="Sora" w:hAnsi="Sora"/>
-                <w:b/>
-                <w:caps w:val="0"/>
-                <w:color w:val="1A1A1A"/>
-                <w:sz w:val="19"/>
-              </w:rPr>
-              <w:t>3.2</w:t>
-            </w:r>
-            <w:r>
-              <w:rPr>
-                <w:rFonts w:ascii="Sora" w:hAnsi="Sora"/>
-                <w:b w:val="0"/>
-                <w:caps w:val="0"/>
-                <w:color w:val="828282"/>
-                <w:sz w:val="17"/>
-              </w:rPr>
-              <w:t xml:space="preserve"> / 4</w:t>
-            </w:r>
-          </w:p>
-        </w:tc>
-        <w:tc>
-          <w:tcPr>
-            <w:tcW w:type="dxa" w:w="5904"/>
-            <w:shd w:val="clear" w:color="auto" w:fill="FFFFFF"/>
-            <w:tcMar>
-              <w:top w:w="40" w:type="dxa"/>
-              <w:bottom w:w="40" w:type="dxa"/>
-              <w:left w:w="60" w:type="dxa"/>
-              <w:right w:w="60" w:type="dxa"/>
-            </w:tcMar>
-            <w:tcBorders>
-              <w:top w:val="nil"/>
-              <w:left w:val="nil"/>
-              <w:right w:val="nil"/>
-              <w:bottom w:val="single" w:sz="4" w:color="E4DFD5"/>
-            </w:tcBorders>
-          </w:tcPr>
-          <w:p>
-            <w:r>
-              <w:rPr>
-                <w:rFonts w:ascii="Sora" w:hAnsi="Sora"/>
-                <w:b w:val="0"/>
-                <w:caps w:val="0"/>
-                <w:color w:val="3C3C3C"/>
-                <w:sz w:val="18"/>
-              </w:rPr>
-              <w:t>Experienced, domain-strong founding and technical team with complementary skills and visible recruiting and public profiles, albeit without a prior major exit and with no integrity concerns identified.</w:t>
-            </w:r>
-          </w:p>
-        </w:tc>
-      </w:tr>
-      <w:tr>
-        <w:tc>
-          <w:tcPr>
-            <w:tcW w:type="dxa" w:w="2664"/>
-            <w:shd w:val="clear" w:color="auto" w:fill="F5F5F5"/>
-            <w:tcMar>
-              <w:top w:w="40" w:type="dxa"/>
-              <w:bottom w:w="40" w:type="dxa"/>
-              <w:left w:w="60" w:type="dxa"/>
-              <w:right w:w="60" w:type="dxa"/>
-            </w:tcMar>
-            <w:tcBorders>
-              <w:top w:val="nil"/>
-              <w:left w:val="nil"/>
-              <w:right w:val="nil"/>
-              <w:bottom w:val="single" w:sz="4" w:color="E4DFD5"/>
-            </w:tcBorders>
-          </w:tcPr>
-          <w:p>
-            <w:r>
-              <w:rPr>
-                <w:rFonts w:ascii="Sora" w:hAnsi="Sora"/>
-                <w:b w:val="0"/>
-                <w:caps w:val="0"/>
-                <w:color w:val="1A1A1A"/>
-                <w:sz w:val="19"/>
-              </w:rPr>
-              <w:t>AI Score</w:t>
-            </w:r>
-          </w:p>
-        </w:tc>
-        <w:tc>
-          <w:tcPr>
-            <w:tcW w:type="dxa" w:w="792"/>
-            <w:shd w:val="clear" w:color="auto" w:fill="F5F5F5"/>
-            <w:tcMar>
-              <w:top w:w="40" w:type="dxa"/>
-              <w:bottom w:w="40" w:type="dxa"/>
-              <w:left w:w="60" w:type="dxa"/>
-              <w:right w:w="60" w:type="dxa"/>
-            </w:tcMar>
-            <w:tcBorders>
-              <w:top w:val="nil"/>
-              <w:left w:val="nil"/>
-              <w:right w:val="nil"/>
-              <w:bottom w:val="single" w:sz="4" w:color="E4DFD5"/>
-            </w:tcBorders>
-          </w:tcPr>
-          <w:p>
-            <w:r>
-              <w:rPr>
-                <w:rFonts w:ascii="Sora" w:hAnsi="Sora"/>
-                <w:b/>
-                <w:caps w:val="0"/>
-                <w:color w:val="1A1A1A"/>
-                <w:sz w:val="19"/>
-              </w:rPr>
-              <w:t>2.0</w:t>
-            </w:r>
-            <w:r>
-              <w:rPr>
-                <w:rFonts w:ascii="Sora" w:hAnsi="Sora"/>
-                <w:b w:val="0"/>
-                <w:caps w:val="0"/>
-                <w:color w:val="828282"/>
-                <w:sz w:val="17"/>
-              </w:rPr>
-              <w:t xml:space="preserve"> / 4</w:t>
-            </w:r>
-          </w:p>
-        </w:tc>
-        <w:tc>
-          <w:tcPr>
-            <w:tcW w:type="dxa" w:w="5904"/>
-            <w:shd w:val="clear" w:color="auto" w:fill="F5F5F5"/>
-            <w:tcMar>
-              <w:top w:w="40" w:type="dxa"/>
-              <w:bottom w:w="40" w:type="dxa"/>
-              <w:left w:w="60" w:type="dxa"/>
-              <w:right w:w="60" w:type="dxa"/>
-            </w:tcMar>
-            <w:tcBorders>
-              <w:top w:val="nil"/>
-              <w:left w:val="nil"/>
-              <w:right w:val="nil"/>
-              <w:bottom w:val="single" w:sz="4" w:color="E4DFD5"/>
-            </w:tcBorders>
-          </w:tcPr>
-          <w:p>
-            <w:r>
-              <w:rPr>
-                <w:rFonts w:ascii="Sora" w:hAnsi="Sora"/>
-                <w:b w:val="0"/>
-                <w:caps w:val="0"/>
-                <w:color w:val="3C3C3C"/>
-                <w:sz w:val="18"/>
-              </w:rPr>
-              <w:t>Etched provides specialized transformer inference hardware integral to large-model AI workloads, without owning models or demonstrating a strong usage-driven data flywheel.</w:t>
-            </w:r>
-          </w:p>
-        </w:tc>
-      </w:tr>
-      <w:tr>
-        <w:tc>
-          <w:tcPr>
-            <w:tcW w:type="dxa" w:w="2664"/>
-            <w:shd w:val="clear" w:color="auto" w:fill="FFFFFF"/>
-            <w:tcMar>
-              <w:top w:w="40" w:type="dxa"/>
-              <w:bottom w:w="40" w:type="dxa"/>
-              <w:left w:w="60" w:type="dxa"/>
-              <w:right w:w="60" w:type="dxa"/>
-            </w:tcMar>
-            <w:tcBorders>
-              <w:top w:val="nil"/>
-              <w:left w:val="nil"/>
-              <w:right w:val="nil"/>
-              <w:bottom w:val="single" w:sz="4" w:color="E4DFD5"/>
-            </w:tcBorders>
-          </w:tcPr>
-          <w:p>
-            <w:r>
-              <w:rPr>
-                <w:rFonts w:ascii="Sora" w:hAnsi="Sora"/>
-                <w:b w:val="0"/>
-                <w:caps w:val="0"/>
-                <w:color w:val="1A1A1A"/>
-                <w:sz w:val="19"/>
-              </w:rPr>
-              <w:t>Terms</w:t>
-            </w:r>
-          </w:p>
-        </w:tc>
-        <w:tc>
-          <w:tcPr>
-            <w:tcW w:type="dxa" w:w="792"/>
-            <w:shd w:val="clear" w:color="auto" w:fill="FFFFFF"/>
-            <w:tcMar>
-              <w:top w:w="40" w:type="dxa"/>
-              <w:bottom w:w="40" w:type="dxa"/>
-              <w:left w:w="60" w:type="dxa"/>
-              <w:right w:w="60" w:type="dxa"/>
-            </w:tcMar>
-            <w:tcBorders>
-              <w:top w:val="nil"/>
-              <w:left w:val="nil"/>
-              <w:right w:val="nil"/>
-              <w:bottom w:val="single" w:sz="4" w:color="E4DFD5"/>
-            </w:tcBorders>
-          </w:tcPr>
-          <w:p>
-            <w:r>
-              <w:rPr>
-                <w:rFonts w:ascii="Sora" w:hAnsi="Sora"/>
-                <w:b/>
-                <w:caps w:val="0"/>
-                <w:color w:val="1A1A1A"/>
-                <w:sz w:val="19"/>
-              </w:rPr>
-              <w:t>3.0</w:t>
-            </w:r>
-            <w:r>
-              <w:rPr>
-                <w:rFonts w:ascii="Sora" w:hAnsi="Sora"/>
-                <w:b w:val="0"/>
-                <w:caps w:val="0"/>
-                <w:color w:val="828282"/>
-                <w:sz w:val="17"/>
-              </w:rPr>
-              <w:t xml:space="preserve"> / 4</w:t>
-            </w:r>
-          </w:p>
-        </w:tc>
-        <w:tc>
-          <w:tcPr>
-            <w:tcW w:type="dxa" w:w="5904"/>
-            <w:shd w:val="clear" w:color="auto" w:fill="FFFFFF"/>
-            <w:tcMar>
-              <w:top w:w="40" w:type="dxa"/>
-              <w:bottom w:w="40" w:type="dxa"/>
-              <w:left w:w="60" w:type="dxa"/>
-              <w:right w:w="60" w:type="dxa"/>
-            </w:tcMar>
-            <w:tcBorders>
-              <w:top w:val="nil"/>
-              <w:left w:val="nil"/>
-              <w:right w:val="nil"/>
-              <w:bottom w:val="single" w:sz="4" w:color="E4DFD5"/>
-            </w:tcBorders>
-          </w:tcPr>
-          <w:p>
-            <w:r>
-              <w:rPr>
-                <w:rFonts w:ascii="Sora" w:hAnsi="Sora"/>
-                <w:b w:val="0"/>
-                <w:caps w:val="0"/>
-                <w:color w:val="3C3C3C"/>
-                <w:sz w:val="18"/>
-              </w:rPr>
-              <w:t>Round economics appear standard from available coverage, with no visible indication of fee-heavy structures or other adverse co-investor terms beyond typical preferred equity.</w:t>
-            </w:r>
-          </w:p>
-        </w:tc>
-      </w:tr>
-      <w:tr>
-        <w:tc>
-          <w:tcPr>
-            <w:tcW w:type="dxa" w:w="2664"/>
-            <w:shd w:val="clear" w:color="auto" w:fill="F5F5F5"/>
-            <w:tcMar>
-              <w:top w:w="40" w:type="dxa"/>
-              <w:bottom w:w="40" w:type="dxa"/>
-              <w:left w:w="60" w:type="dxa"/>
-              <w:right w:w="60" w:type="dxa"/>
-            </w:tcMar>
-            <w:tcBorders>
-              <w:top w:val="nil"/>
-              <w:left w:val="nil"/>
-              <w:right w:val="nil"/>
-              <w:bottom w:val="single" w:sz="4" w:color="E4DFD5"/>
-            </w:tcBorders>
-          </w:tcPr>
-          <w:p>
-            <w:r>
-              <w:rPr>
-                <w:rFonts w:ascii="Sora" w:hAnsi="Sora"/>
-                <w:b w:val="0"/>
-                <w:caps w:val="0"/>
-                <w:color w:val="1A1A1A"/>
-                <w:sz w:val="19"/>
-              </w:rPr>
-              <w:t>Fundamentals</w:t>
-            </w:r>
-          </w:p>
-        </w:tc>
-        <w:tc>
-          <w:tcPr>
-            <w:tcW w:type="dxa" w:w="792"/>
-            <w:shd w:val="clear" w:color="auto" w:fill="F5F5F5"/>
-            <w:tcMar>
-              <w:top w:w="40" w:type="dxa"/>
-              <w:bottom w:w="40" w:type="dxa"/>
-              <w:left w:w="60" w:type="dxa"/>
-              <w:right w:w="60" w:type="dxa"/>
-            </w:tcMar>
-            <w:tcBorders>
-              <w:top w:val="nil"/>
-              <w:left w:val="nil"/>
-              <w:right w:val="nil"/>
-              <w:bottom w:val="single" w:sz="4" w:color="E4DFD5"/>
-            </w:tcBorders>
-          </w:tcPr>
-          <w:p>
-            <w:r>
-              <w:rPr>
-                <w:rFonts w:ascii="Sora" w:hAnsi="Sora"/>
-                <w:b/>
-                <w:caps w:val="0"/>
-                <w:color w:val="1A1A1A"/>
-                <w:sz w:val="19"/>
-              </w:rPr>
-              <w:t>2.6</w:t>
-            </w:r>
-            <w:r>
-              <w:rPr>
-                <w:rFonts w:ascii="Sora" w:hAnsi="Sora"/>
-                <w:b w:val="0"/>
-                <w:caps w:val="0"/>
-                <w:color w:val="828282"/>
-                <w:sz w:val="17"/>
-              </w:rPr>
-              <w:t xml:space="preserve"> / 4</w:t>
-            </w:r>
-          </w:p>
-        </w:tc>
-        <w:tc>
-          <w:tcPr>
-            <w:tcW w:type="dxa" w:w="5904"/>
-            <w:shd w:val="clear" w:color="auto" w:fill="F5F5F5"/>
-            <w:tcMar>
-              <w:top w:w="40" w:type="dxa"/>
-              <w:bottom w:w="40" w:type="dxa"/>
-              <w:left w:w="60" w:type="dxa"/>
-              <w:right w:w="60" w:type="dxa"/>
-            </w:tcMar>
-            <w:tcBorders>
-              <w:top w:val="nil"/>
-              <w:left w:val="nil"/>
-              <w:right w:val="nil"/>
-              <w:bottom w:val="single" w:sz="4" w:color="E4DFD5"/>
-            </w:tcBorders>
-          </w:tcPr>
-          <w:p>
-            <w:r>
-              <w:rPr>
-                <w:rFonts w:ascii="Sora" w:hAnsi="Sora"/>
-                <w:b w:val="0"/>
-                <w:caps w:val="0"/>
-                <w:color w:val="3C3C3C"/>
-                <w:sz w:val="18"/>
-              </w:rPr>
-              <w:t>Strong transformer ASIC moat and large AI hardware TAM offset missing financial metrics, leaving the $10.3B valuation aggressive but broadly in line with leading specialized AI chip startups.</w:t>
-            </w:r>
-          </w:p>
-        </w:tc>
-      </w:tr>
-      <w:tr>
-        <w:tc>
-          <w:tcPr>
-            <w:tcW w:type="dxa" w:w="2664"/>
-            <w:shd w:val="clear" w:color="auto" w:fill="FFFFFF"/>
-            <w:tcMar>
-              <w:top w:w="40" w:type="dxa"/>
-              <w:bottom w:w="40" w:type="dxa"/>
-              <w:left w:w="60" w:type="dxa"/>
-              <w:right w:w="60" w:type="dxa"/>
-            </w:tcMar>
-            <w:tcBorders>
-              <w:top w:val="nil"/>
-              <w:left w:val="nil"/>
-              <w:right w:val="nil"/>
-              <w:bottom w:val="single" w:sz="4" w:color="E4DFD5"/>
-            </w:tcBorders>
-          </w:tcPr>
-          <w:p>
-            <w:r>
-              <w:rPr>
-                <w:rFonts w:ascii="Sora" w:hAnsi="Sora"/>
-                <w:b w:val="0"/>
-                <w:caps w:val="0"/>
-                <w:color w:val="1A1A1A"/>
-                <w:sz w:val="19"/>
-              </w:rPr>
-              <w:t>Return Potential</w:t>
-            </w:r>
-          </w:p>
-        </w:tc>
-        <w:tc>
-          <w:tcPr>
-            <w:tcW w:type="dxa" w:w="792"/>
-            <w:shd w:val="clear" w:color="auto" w:fill="FFFFFF"/>
-            <w:tcMar>
-              <w:top w:w="40" w:type="dxa"/>
-              <w:bottom w:w="40" w:type="dxa"/>
-              <w:left w:w="60" w:type="dxa"/>
-              <w:right w:w="60" w:type="dxa"/>
-            </w:tcMar>
-            <w:tcBorders>
-              <w:top w:val="nil"/>
-              <w:left w:val="nil"/>
-              <w:right w:val="nil"/>
-              <w:bottom w:val="single" w:sz="4" w:color="E4DFD5"/>
-            </w:tcBorders>
-          </w:tcPr>
-          <w:p>
-            <w:r>
-              <w:rPr>
-                <w:rFonts w:ascii="Sora" w:hAnsi="Sora"/>
-                <w:b/>
-                <w:caps w:val="0"/>
-                <w:color w:val="1A1A1A"/>
-                <w:sz w:val="19"/>
-              </w:rPr>
-              <w:t>2.8</w:t>
-            </w:r>
-            <w:r>
-              <w:rPr>
-                <w:rFonts w:ascii="Sora" w:hAnsi="Sora"/>
-                <w:b w:val="0"/>
-                <w:caps w:val="0"/>
-                <w:color w:val="828282"/>
-                <w:sz w:val="17"/>
-              </w:rPr>
-              <w:t xml:space="preserve"> / 4</w:t>
-            </w:r>
-          </w:p>
-        </w:tc>
-        <w:tc>
-          <w:tcPr>
-            <w:tcW w:type="dxa" w:w="5904"/>
-            <w:shd w:val="clear" w:color="auto" w:fill="FFFFFF"/>
-            <w:tcMar>
-              <w:top w:w="40" w:type="dxa"/>
-              <w:bottom w:w="40" w:type="dxa"/>
-              <w:left w:w="60" w:type="dxa"/>
-              <w:right w:w="60" w:type="dxa"/>
-            </w:tcMar>
-            <w:tcBorders>
-              <w:top w:val="nil"/>
-              <w:left w:val="nil"/>
-              <w:right w:val="nil"/>
-              <w:bottom w:val="single" w:sz="4" w:color="E4DFD5"/>
-            </w:tcBorders>
-          </w:tcPr>
-          <w:p>
-            <w:r>
-              <w:rPr>
-                <w:rFonts w:ascii="Sora" w:hAnsi="Sora"/>
-                <w:b w:val="0"/>
-                <w:caps w:val="0"/>
-                <w:color w:val="3C3C3C"/>
-                <w:sz w:val="18"/>
-              </w:rPr>
-              <w:t>Return potential is meaningful given massive AI infrastructure upside and credible IPO or M&amp;A paths, but high entry valuation, unmodeled dilution, and unclear downside terms constrain conviction.</w:t>
-            </w:r>
-          </w:p>
-        </w:tc>
-      </w:tr>
     </w:tbl>
     <w:p>
       <w:pPr>
@@ -834,7 +222,7 @@
           <w:color w:val="1A1A1A"/>
           <w:sz w:val="21"/>
         </w:rPr>
-        <w:t>Etched fits ID8’s thesis as a new-money Tier 1+ Sequoia-led Series C in core AI infrastructure, with strong technical moat but thin disclosed financials. High entry valuation and hardware execution risk lower but do not negate attractive return prospects.</w:t>
+        <w:t>scoring failed: 401 Client Error: Unauthorized for url: https://api.perplexity.ai/chat/completions</w:t>
       </w:r>
     </w:p>
     <w:p>
@@ -849,7 +237,7 @@
           <w:color w:val="828282"/>
           <w:sz w:val="18"/>
         </w:rPr>
-        <w:t>Confidence: medium</w:t>
+        <w:t>Confidence: low</w:t>
       </w:r>
     </w:p>
     <w:sectPr>
